--- a/swh/docx/57.content.docx
+++ b/swh/docx/57.content.docx
@@ -19,7 +19,7 @@
         <w:rPr>
           <w:lang w:val="sw_KE" w:bidi="sw_KE"/>
         </w:rPr>
-        <w:t>Resource: Maelezo ya Masomo - Machapisho ya Vitabu (Tyndale)</w:t>
+        <w:t>Resource: Tyndale Open Study Notes</w:t>
       </w:r>
       <w:r>
         <w:rPr>
@@ -112,7 +112,7 @@
         <w:rPr>
           <w:lang w:val="sw_KE" w:bidi="sw_KE"/>
         </w:rPr>
-        <w:t>Maelezo ya Masomo - Machapisho ya Vitabu (Tyndale)</w:t>
+        <w:t>Tyndale Open Study Notes</w:t>
       </w:r>
     </w:p>
     <w:p>

--- a/swh/docx/57.content.docx
+++ b/swh/docx/57.content.docx
@@ -19,7 +19,7 @@
         <w:rPr>
           <w:lang w:val="sw_KE" w:bidi="sw_KE"/>
         </w:rPr>
-        <w:t>Resource: Tyndale Open Study Notes</w:t>
+        <w:t>Resource: Aquifer Open Study Notes (Book Intros)</w:t>
       </w:r>
       <w:r>
         <w:rPr>
@@ -112,7 +112,7 @@
         <w:rPr>
           <w:lang w:val="sw_KE" w:bidi="sw_KE"/>
         </w:rPr>
-        <w:t>Tyndale Open Study Notes</w:t>
+        <w:t>Aquifer Open Study Notes (Book Intros)</w:t>
       </w:r>
     </w:p>
     <w:p>

--- a/swh/docx/57.content.docx
+++ b/swh/docx/57.content.docx
@@ -311,36 +311,24 @@
         </w:rPr>
         <w:t>Paulo anamhimiza Filemoni kumtendea Onesimo si kama mtumwa tu bali kama ndugu wa kweli katika Kristo. Akitumia ufunguzi wake wa jadi (</w:t>
       </w:r>
-      <w:hyperlink r:id="rId13">
-        <w:r>
-          <w:rPr>
-            <w:lang w:val="sw_KE" w:bidi="sw_KE"/>
-          </w:rPr>
-          <w:rPr>
-            <w:color w:val="0000EE"/>
-            <w:u w:val="single"/>
-          </w:rPr>
-          <w:t>1:1–3</w:t>
-        </w:r>
-      </w:hyperlink>
+      <w:r>
+        <w:rPr>
+          <w:lang w:val="sw_KE" w:bidi="sw_KE"/>
+        </w:rPr>
+        <w:t>1:1–3</w:t>
+      </w:r>
       <w:r>
         <w:rPr>
           <w:lang w:val="sw_KE" w:bidi="sw_KE"/>
         </w:rPr>
         <w:t>), Paulo anajitambulisha, anamsalimu Filemoni, familia yake, na kanisa linalokutana nyumbani kwao, na anawaombea neema na amani. Paulo kisha anamshukuru Mungu kwa ajili ya Filemoni, hasa kwa imani yake kwa Bwana Yesu na upendo aliouonyesha kwa watu wengi wa Mungu (</w:t>
       </w:r>
-      <w:hyperlink r:id="rId14">
-        <w:r>
-          <w:rPr>
-            <w:lang w:val="sw_KE" w:bidi="sw_KE"/>
-          </w:rPr>
-          <w:rPr>
-            <w:color w:val="0000EE"/>
-            <w:u w:val="single"/>
-          </w:rPr>
-          <w:t>1:4–7</w:t>
-        </w:r>
-      </w:hyperlink>
+      <w:r>
+        <w:rPr>
+          <w:lang w:val="sw_KE" w:bidi="sw_KE"/>
+        </w:rPr>
+        <w:t>1:4–7</w:t>
+      </w:r>
       <w:r>
         <w:rPr>
           <w:lang w:val="sw_KE" w:bidi="sw_KE"/>
@@ -361,18 +349,12 @@
         </w:rPr>
         <w:t>Paulo anatoa ombi lake kwa Onesimo (</w:t>
       </w:r>
-      <w:hyperlink r:id="rId15">
-        <w:r>
-          <w:rPr>
-            <w:lang w:val="sw_KE" w:bidi="sw_KE"/>
-          </w:rPr>
-          <w:rPr>
-            <w:color w:val="0000EE"/>
-            <w:u w:val="single"/>
-          </w:rPr>
-          <w:t>1:8–22</w:t>
-        </w:r>
-      </w:hyperlink>
+      <w:r>
+        <w:rPr>
+          <w:lang w:val="sw_KE" w:bidi="sw_KE"/>
+        </w:rPr>
+        <w:t>1:8–22</w:t>
+      </w:r>
       <w:r>
         <w:rPr>
           <w:lang w:val="sw_KE" w:bidi="sw_KE"/>
@@ -393,18 +375,12 @@
         </w:rPr>
         <w:t>Barua inahitimishwa kwa njia ya kawaida (</w:t>
       </w:r>
-      <w:hyperlink r:id="rId16">
-        <w:r>
-          <w:rPr>
-            <w:lang w:val="sw_KE" w:bidi="sw_KE"/>
-          </w:rPr>
-          <w:rPr>
-            <w:color w:val="0000EE"/>
-            <w:u w:val="single"/>
-          </w:rPr>
-          <w:t>1:23–25</w:t>
-        </w:r>
-      </w:hyperlink>
+      <w:r>
+        <w:rPr>
+          <w:lang w:val="sw_KE" w:bidi="sw_KE"/>
+        </w:rPr>
+        <w:t>1:23–25</w:t>
+      </w:r>
       <w:r>
         <w:rPr>
           <w:lang w:val="sw_KE" w:bidi="sw_KE"/>
@@ -526,36 +502,24 @@
         </w:rPr>
         <w:t xml:space="preserve">Kwenye kanisa la Kristo, tofauti za kijamii na kitamaduni, kama vile uhusiano kati ya mtumwa na bwana, lazima zivunjwe. Tunapaswa kuonyesha upendo wa kweli kwa Wakristo wote, bila kujali hali yao ya kiuchumi, kitamaduni, elimu, kabila, au jinsia (tazama </w:t>
       </w:r>
-      <w:hyperlink r:id="rId17">
-        <w:r>
-          <w:rPr>
-            <w:lang w:val="sw_KE" w:bidi="sw_KE"/>
-          </w:rPr>
-          <w:rPr>
-            <w:color w:val="0000EE"/>
-            <w:u w:val="single"/>
-          </w:rPr>
-          <w:t>Gal 3:28</w:t>
-        </w:r>
-      </w:hyperlink>
+      <w:r>
+        <w:rPr>
+          <w:lang w:val="sw_KE" w:bidi="sw_KE"/>
+        </w:rPr>
+        <w:t>Gal 3:28</w:t>
+      </w:r>
       <w:r>
         <w:rPr>
           <w:lang w:val="sw_KE" w:bidi="sw_KE"/>
         </w:rPr>
         <w:t xml:space="preserve">; </w:t>
       </w:r>
-      <w:hyperlink r:id="rId18">
-        <w:r>
-          <w:rPr>
-            <w:lang w:val="sw_KE" w:bidi="sw_KE"/>
-          </w:rPr>
-          <w:rPr>
-            <w:color w:val="0000EE"/>
-            <w:u w:val="single"/>
-          </w:rPr>
-          <w:t>Kol 3:11</w:t>
-        </w:r>
-      </w:hyperlink>
+      <w:r>
+        <w:rPr>
+          <w:lang w:val="sw_KE" w:bidi="sw_KE"/>
+        </w:rPr>
+        <w:t>Kol 3:11</w:t>
+      </w:r>
       <w:r>
         <w:rPr>
           <w:lang w:val="sw_KE" w:bidi="sw_KE"/>
